--- a/documentation/user_guides/reference/CLI_Commands_Reference.docx
+++ b/documentation/user_guides/reference/CLI_Commands_Reference.docx
@@ -2994,7 +2994,7 @@
                 <w:rFonts w:ascii="Consolas" w:hAnsi="Consolas"/>
                 <w:sz w:val="18"/>
               </w:rPr>
-              <w:t>audiosuite normalise &lt;directory&gt; [--target-lufs LUFS] [--tolerance DB] [--mode MODE] [OPTIONS]</w:t>
+              <w:t>audiosuite normalise &lt;directory&gt; [--target-lufs LUFS] [--tolerance DB] [--tp DBTP] [--lra LU] [--mode MODE] [OPTIONS]</w:t>
             </w:r>
           </w:p>
         </w:tc>
@@ -3031,6 +3031,22 @@
       </w:pPr>
       <w:r>
         <w:t>`--tolerance DB` — acceptable deviation in LUFS (default: 0.5)</w:t>
+      </w:r>
+    </w:p>
+    <w:p>
+      <w:pPr>
+        <w:pStyle w:val="ListBullet"/>
+      </w:pPr>
+      <w:r>
+        <w:t>`--tp DBTP` — true-peak ceiling for the loudnorm filter, from -9.0 to 0.0 (default: -1.5); a ceiling above -1.0 can clip on a lossy re-encode</w:t>
+      </w:r>
+    </w:p>
+    <w:p>
+      <w:pPr>
+        <w:pStyle w:val="ListBullet"/>
+      </w:pPr>
+      <w:r>
+        <w:t>`--lra LU` — target loudness range for the loudnorm filter, from 1 to 20 (default: 11)</w:t>
       </w:r>
     </w:p>
     <w:p>

--- a/documentation/user_guides/reference/CLI_Commands_Reference.docx
+++ b/documentation/user_guides/reference/CLI_Commands_Reference.docx
@@ -3256,7 +3256,7 @@
                 <w:rFonts w:ascii="Consolas" w:hAnsi="Consolas"/>
                 <w:sz w:val="18"/>
               </w:rPr>
-              <w:t>audiosuite tag-update &lt;directory&gt; [--no-plugin-tags] [--dry] [--json]</w:t>
+              <w:t>audiosuite tag-update &lt;directory&gt; [--no-plugin-tags] [--dry] [--json] [OPTIONS]</w:t>
             </w:r>
           </w:p>
         </w:tc>
@@ -3288,8 +3288,48 @@
       </w:r>
     </w:p>
     <w:p>
-      <w:r>
-        <w:t>With `--dry` the rewrites are computed and reported but nothing is written: no file is saved and no undo record is created.</w:t>
+      <w:pPr>
+        <w:pStyle w:val="ListBullet"/>
+      </w:pPr>
+      <w:r>
+        <w:t>`--pattern TEXT` — filename pattern tried in order, repeatable; using one switches to the filename source</w:t>
+      </w:r>
+    </w:p>
+    <w:p>
+      <w:pPr>
+        <w:pStyle w:val="ListBullet"/>
+      </w:pPr>
+      <w:r>
+        <w:t>`--action-group NAME` — load a named pattern set saved in the suite config</w:t>
+      </w:r>
+    </w:p>
+    <w:p>
+      <w:pPr>
+        <w:pStyle w:val="ListBullet"/>
+      </w:pPr>
+      <w:r>
+        <w:t>`--save-action-group NAME` — save this run's patterns under this name</w:t>
+      </w:r>
+    </w:p>
+    <w:p>
+      <w:pPr>
+        <w:pStyle w:val="ListBullet"/>
+      </w:pPr>
+      <w:r>
+        <w:t>`--list-action-groups` — list the saved action groups and exit</w:t>
+      </w:r>
+    </w:p>
+    <w:p>
+      <w:pPr>
+        <w:pStyle w:val="ListBullet"/>
+      </w:pPr>
+      <w:r>
+        <w:t>`--only-fill-blanks` / `--overwrite` — keep a tag that already has a value (default), or replace it</w:t>
+      </w:r>
+    </w:p>
+    <w:p>
+      <w:r>
+        <w:t>With `--dry` the rewrites are computed and reported but nothing is written: no file is saved and no undo record is created. With a filename pattern the run is a dry run unless `--live` is passed, and it prints the parsed fields for every file so a mis-parse is visible before it is written.</w:t>
       </w:r>
     </w:p>
     <w:p>
@@ -3343,6 +3383,46 @@
               </w:rPr>
               <w:t>audiosuite tag-update "D:\Music" --no-plugin-tags --json</w:t>
             </w:r>
+            <w:r>
+              <w:br/>
+            </w:r>
+            <w:r>
+              <w:rPr>
+                <w:rFonts w:ascii="Consolas" w:hAnsi="Consolas"/>
+                <w:sz w:val="18"/>
+              </w:rPr>
+              <w:t>audiosuite tag-update "D:\Music" --pattern "%track%. %artist% - %title%" --dry</w:t>
+            </w:r>
+            <w:r>
+              <w:br/>
+            </w:r>
+            <w:r>
+              <w:rPr>
+                <w:rFonts w:ascii="Consolas" w:hAnsi="Consolas"/>
+                <w:sz w:val="18"/>
+              </w:rPr>
+              <w:t>audiosuite tag-update "D:\Music" --pattern "%artist% - %title%" --live</w:t>
+            </w:r>
+            <w:r>
+              <w:br/>
+            </w:r>
+            <w:r>
+              <w:rPr>
+                <w:rFonts w:ascii="Consolas" w:hAnsi="Consolas"/>
+                <w:sz w:val="18"/>
+              </w:rPr>
+              <w:t>audiosuite tag-update "D:\Music" --action-group Bandcamp --live</w:t>
+            </w:r>
+            <w:r>
+              <w:br/>
+            </w:r>
+            <w:r>
+              <w:rPr>
+                <w:rFonts w:ascii="Consolas" w:hAnsi="Consolas"/>
+                <w:sz w:val="18"/>
+              </w:rPr>
+              <w:t>audiosuite tag-update "D:\Music" --list-action-groups</w:t>
+            </w:r>
           </w:p>
         </w:tc>
       </w:tr>
@@ -3867,6 +3947,38 @@
         <w:pStyle w:val="ListBullet"/>
       </w:pPr>
       <w:r>
+        <w:t>`--export [m3u|csv|html]` — export the scan as a playlist, a column-aware CSV, or a self-contained HTML page (default: no export)</w:t>
+      </w:r>
+    </w:p>
+    <w:p>
+      <w:pPr>
+        <w:pStyle w:val="ListBullet"/>
+      </w:pPr>
+      <w:r>
+        <w:t>`--export-path PATH` — where `--export` writes; defaults to `&lt;folder&gt;_library.&lt;ext&gt;` beside the scanned folder</w:t>
+      </w:r>
+    </w:p>
+    <w:p>
+      <w:pPr>
+        <w:pStyle w:val="ListBullet"/>
+      </w:pPr>
+      <w:r>
+        <w:t>`--export-columns NAMES` — comma-separated columns for a csv/html export (path, format, artist, title, album, album_artist, track, disc, year, genre, bpm, key, camelot, mood, tempo_marking, duration)</w:t>
+      </w:r>
+    </w:p>
+    <w:p>
+      <w:pPr>
+        <w:pStyle w:val="ListBullet"/>
+      </w:pPr>
+      <w:r>
+        <w:t>`--camelot` — add the Camelot key column to the CSV/HTML export (appends to the original CSV columns; not valid with m3u)</w:t>
+      </w:r>
+    </w:p>
+    <w:p>
+      <w:pPr>
+        <w:pStyle w:val="ListBullet"/>
+      </w:pPr>
+      <w:r>
         <w:t>`--completeness` — also report tag completeness for BPM, key, genre, mood, artwork and ReplayGain</w:t>
       </w:r>
     </w:p>
@@ -3970,6 +4082,36 @@
                 <w:sz w:val="18"/>
               </w:rPr>
               <w:t>audiosuite stats "D:\Music" --export-csv "D:\Reports\library.csv" --json</w:t>
+            </w:r>
+            <w:r>
+              <w:br/>
+            </w:r>
+            <w:r>
+              <w:rPr>
+                <w:rFonts w:ascii="Consolas" w:hAnsi="Consolas"/>
+                <w:sz w:val="18"/>
+              </w:rPr>
+              <w:t>audiosuite stats "D:\Music" --export m3u --export-path "D:\Music\mix.m3u"</w:t>
+            </w:r>
+            <w:r>
+              <w:br/>
+            </w:r>
+            <w:r>
+              <w:rPr>
+                <w:rFonts w:ascii="Consolas" w:hAnsi="Consolas"/>
+                <w:sz w:val="18"/>
+              </w:rPr>
+              <w:t>audiosuite stats "D:\Music" --export csv --export-columns path,artist,title,camelot</w:t>
+            </w:r>
+            <w:r>
+              <w:br/>
+            </w:r>
+            <w:r>
+              <w:rPr>
+                <w:rFonts w:ascii="Consolas" w:hAnsi="Consolas"/>
+                <w:sz w:val="18"/>
+              </w:rPr>
+              <w:t>audiosuite stats "D:\Music" --export html --camelot</w:t>
             </w:r>
           </w:p>
         </w:tc>

--- a/documentation/user_guides/reference/CLI_Commands_Reference.docx
+++ b/documentation/user_guides/reference/CLI_Commands_Reference.docx
@@ -3227,12 +3227,12 @@
         <w:pStyle w:val="Heading2"/>
       </w:pPr>
       <w:r>
-        <w:t>Tag Field Updater</w:t>
-      </w:r>
-    </w:p>
-    <w:p>
-      <w:r>
-        <w:t>Scan and update tag fields - by default replacing a bare `/` in a tag value with `; ` - and record an undo batch so the whole run can be reverted.</w:t>
+        <w:t>Restoration (Declip)</w:t>
+      </w:r>
+    </w:p>
+    <w:p>
+      <w:r>
+        <w:t>Reconstruct the flat-topped peaks a clipped recording lost, by interpolating through the clean samples either side of each plateau. A file with nothing to repair is skipped and not rewritten.</w:t>
       </w:r>
     </w:p>
     <w:tbl>
@@ -3256,7 +3256,7 @@
                 <w:rFonts w:ascii="Consolas" w:hAnsi="Consolas"/>
                 <w:sz w:val="18"/>
               </w:rPr>
-              <w:t>audiosuite tag-update &lt;directory&gt; [--no-plugin-tags] [--dry] [--json] [OPTIONS]</w:t>
+              <w:t>audiosuite declip &lt;directory&gt; [--threshold F] [--max-run-ms MS] [OPTIONS]</w:t>
             </w:r>
           </w:p>
         </w:tc>
@@ -3276,7 +3276,7 @@
         <w:pStyle w:val="ListBullet"/>
       </w:pPr>
       <w:r>
-        <w:t>`--dry` / `--live` — Compute and report the rewrites only, or write them (default: live)</w:t>
+        <w:t>`--dry` / `--live` — Report the files that would be repaired only, or write the repairs (default: live)</w:t>
       </w:r>
     </w:p>
     <w:p>
@@ -3284,7 +3284,7 @@
         <w:pStyle w:val="ListBullet"/>
       </w:pPr>
       <w:r>
-        <w:t>`--no-plugin-tags` — skip tag processors contributed by enabled plugins (default: plugins run)</w:t>
+        <w:t>`--threshold F` — fraction of the file's own peak that counts as clipped, 0.0-1.0 (default: 0.98)</w:t>
       </w:r>
     </w:p>
     <w:p>
@@ -3292,44 +3292,12 @@
         <w:pStyle w:val="ListBullet"/>
       </w:pPr>
       <w:r>
-        <w:t>`--pattern TEXT` — filename pattern tried in order, repeatable; using one switches to the filename source</w:t>
-      </w:r>
-    </w:p>
-    <w:p>
-      <w:pPr>
-        <w:pStyle w:val="ListBullet"/>
-      </w:pPr>
-      <w:r>
-        <w:t>`--action-group NAME` — load a named pattern set saved in the suite config</w:t>
-      </w:r>
-    </w:p>
-    <w:p>
-      <w:pPr>
-        <w:pStyle w:val="ListBullet"/>
-      </w:pPr>
-      <w:r>
-        <w:t>`--save-action-group NAME` — save this run's patterns under this name</w:t>
-      </w:r>
-    </w:p>
-    <w:p>
-      <w:pPr>
-        <w:pStyle w:val="ListBullet"/>
-      </w:pPr>
-      <w:r>
-        <w:t>`--list-action-groups` — list the saved action groups and exit</w:t>
-      </w:r>
-    </w:p>
-    <w:p>
-      <w:pPr>
-        <w:pStyle w:val="ListBullet"/>
-      </w:pPr>
-      <w:r>
-        <w:t>`--only-fill-blanks` / `--overwrite` — keep a tag that already has a value (default), or replace it</w:t>
-      </w:r>
-    </w:p>
-    <w:p>
-      <w:r>
-        <w:t>With `--dry` the rewrites are computed and reported but nothing is written: no file is saved and no undo record is created. With a filename pattern the run is a dry run unless `--live` is passed, and it prints the parsed fields for every file so a mis-parse is visible before it is written.</w:t>
+        <w:t>`--max-run-ms MS` — longest flat top to reconstruct, in milliseconds (default: 50)</w:t>
+      </w:r>
+    </w:p>
+    <w:p>
+      <w:r>
+        <w:t>A threshold outside 0-1 or a width below 1 ms is refused as a usage error. A threshold close to 1.0 only considers samples at the very top of the file, which is how a limiter ceiling below full scale is still found.</w:t>
       </w:r>
     </w:p>
     <w:p>
@@ -3361,7 +3329,7 @@
                 <w:rFonts w:ascii="Consolas" w:hAnsi="Consolas"/>
                 <w:sz w:val="18"/>
               </w:rPr>
-              <w:t>audiosuite tag-update "D:\Music" --dry</w:t>
+              <w:t>audiosuite declip "D:\Music\Loud" --dry</w:t>
             </w:r>
             <w:r>
               <w:br/>
@@ -3371,57 +3339,7 @@
                 <w:rFonts w:ascii="Consolas" w:hAnsi="Consolas"/>
                 <w:sz w:val="18"/>
               </w:rPr>
-              <w:t>audiosuite tag-update "D:\Music" --live</w:t>
-            </w:r>
-            <w:r>
-              <w:br/>
-            </w:r>
-            <w:r>
-              <w:rPr>
-                <w:rFonts w:ascii="Consolas" w:hAnsi="Consolas"/>
-                <w:sz w:val="18"/>
-              </w:rPr>
-              <w:t>audiosuite tag-update "D:\Music" --no-plugin-tags --json</w:t>
-            </w:r>
-            <w:r>
-              <w:br/>
-            </w:r>
-            <w:r>
-              <w:rPr>
-                <w:rFonts w:ascii="Consolas" w:hAnsi="Consolas"/>
-                <w:sz w:val="18"/>
-              </w:rPr>
-              <w:t>audiosuite tag-update "D:\Music" --pattern "%track%. %artist% - %title%" --dry</w:t>
-            </w:r>
-            <w:r>
-              <w:br/>
-            </w:r>
-            <w:r>
-              <w:rPr>
-                <w:rFonts w:ascii="Consolas" w:hAnsi="Consolas"/>
-                <w:sz w:val="18"/>
-              </w:rPr>
-              <w:t>audiosuite tag-update "D:\Music" --pattern "%artist% - %title%" --live</w:t>
-            </w:r>
-            <w:r>
-              <w:br/>
-            </w:r>
-            <w:r>
-              <w:rPr>
-                <w:rFonts w:ascii="Consolas" w:hAnsi="Consolas"/>
-                <w:sz w:val="18"/>
-              </w:rPr>
-              <w:t>audiosuite tag-update "D:\Music" --action-group Bandcamp --live</w:t>
-            </w:r>
-            <w:r>
-              <w:br/>
-            </w:r>
-            <w:r>
-              <w:rPr>
-                <w:rFonts w:ascii="Consolas" w:hAnsi="Consolas"/>
-                <w:sz w:val="18"/>
-              </w:rPr>
-              <w:t>audiosuite tag-update "D:\Music" --list-action-groups</w:t>
+              <w:t>audiosuite declip "D:\Music\Loud" --live --threshold 0.95 --max-run-ms 20</w:t>
             </w:r>
           </w:p>
         </w:tc>
@@ -3433,12 +3351,12 @@
         <w:pStyle w:val="Heading2"/>
       </w:pPr>
       <w:r>
-        <w:t>Silence Trimmer</w:t>
-      </w:r>
-    </w:p>
-    <w:p>
-      <w:r>
-        <w:t>Trim leading and trailing silence, optionally applying fades.</w:t>
+        <w:t>Duplicate Finder</w:t>
+      </w:r>
+    </w:p>
+    <w:p>
+      <w:r>
+        <w:t>Find the files that are the same recording by comparing audio fingerprints, and move the extra copies into a quarantine folder. Nothing is deleted, and the kept copy is never written.</w:t>
       </w:r>
     </w:p>
     <w:tbl>
@@ -3462,7 +3380,7 @@
                 <w:rFonts w:ascii="Consolas" w:hAnsi="Consolas"/>
                 <w:sz w:val="18"/>
               </w:rPr>
-              <w:t>audiosuite silence-trim &lt;directory&gt; [--threshold DB] [--fade/--no-fade] [OPTIONS]</w:t>
+              <w:t>audiosuite duplicates &lt;directory&gt; [--threshold F] [--quarantine-dir DIR] [--cache PATH] [OPTIONS]</w:t>
             </w:r>
           </w:p>
         </w:tc>
@@ -3482,7 +3400,7 @@
         <w:pStyle w:val="ListBullet"/>
       </w:pPr>
       <w:r>
-        <w:t>`--dry` / `--live` — Report what would be trimmed, or write the trimmed audio (default: live)</w:t>
+        <w:t>`--dry` / `--live` — Report the duplicate groups only, or move the extra copies (default: live)</w:t>
       </w:r>
     </w:p>
     <w:p>
@@ -3490,7 +3408,7 @@
         <w:pStyle w:val="ListBullet"/>
       </w:pPr>
       <w:r>
-        <w:t>`--threshold DB` — silence threshold in dBFS (default: -50)</w:t>
+        <w:t>`--threshold F` — maximum bit-error rate for two fingerprints to count as one recording (default: 0.1)</w:t>
       </w:r>
     </w:p>
     <w:p>
@@ -3498,7 +3416,7 @@
         <w:pStyle w:val="ListBullet"/>
       </w:pPr>
       <w:r>
-        <w:t>`--fade` / `--no-fade` — apply fade in/out (default: no-fade)</w:t>
+        <w:t>`--quarantine-dir DIR` — where a live run moves duplicates; defaults to a `duplicate_quarantine` folder inside the scanned directory</w:t>
       </w:r>
     </w:p>
     <w:p>
@@ -3506,15 +3424,12 @@
         <w:pStyle w:val="ListBullet"/>
       </w:pPr>
       <w:r>
-        <w:t>`--fade-in MS` — fade-in length (default: 25)</w:t>
-      </w:r>
-    </w:p>
-    <w:p>
-      <w:pPr>
-        <w:pStyle w:val="ListBullet"/>
-      </w:pPr>
-      <w:r>
-        <w:t>`--fade-out MS` — fade-out length (default: 25)</w:t>
+        <w:t>`--cache PATH` — the fingerprint cache file; defaults to `duplicate_cache.db` in the suite's cache directory</w:t>
+      </w:r>
+    </w:p>
+    <w:p>
+      <w:r>
+        <w:t>Nothing is deleted: a live run moves the non-keepers and records each move in the suite's undo history, so the whole run is reversible. The JSON payload adds `groups`, `duplicates` and `quarantined` to the shared counters.</w:t>
       </w:r>
     </w:p>
     <w:p>
@@ -3546,7 +3461,7 @@
                 <w:rFonts w:ascii="Consolas" w:hAnsi="Consolas"/>
                 <w:sz w:val="18"/>
               </w:rPr>
-              <w:t>audiosuite silence-trim "D:\Music\Album" --dry</w:t>
+              <w:t>audiosuite duplicates "D:\Music" --dry</w:t>
             </w:r>
             <w:r>
               <w:br/>
@@ -3556,7 +3471,17 @@
                 <w:rFonts w:ascii="Consolas" w:hAnsi="Consolas"/>
                 <w:sz w:val="18"/>
               </w:rPr>
-              <w:t>audiosuite silence-trim "D:\Music\Album" --fade --fade-in 100 --fade-out 250</w:t>
+              <w:t>audiosuite duplicates "D:\Music" --live --quarantine-dir "D:\Quarantine"</w:t>
+            </w:r>
+            <w:r>
+              <w:br/>
+            </w:r>
+            <w:r>
+              <w:rPr>
+                <w:rFonts w:ascii="Consolas" w:hAnsi="Consolas"/>
+                <w:sz w:val="18"/>
+              </w:rPr>
+              <w:t>audiosuite duplicates "D:\Music" --dry --threshold 0.08 --json</w:t>
             </w:r>
           </w:p>
         </w:tc>
@@ -3568,12 +3493,12 @@
         <w:pStyle w:val="Heading2"/>
       </w:pPr>
       <w:r>
-        <w:t>Tag Editor</w:t>
-      </w:r>
-    </w:p>
-    <w:p>
-      <w:r>
-        <w:t>Edit common tag fields, or import a CSV of per-file edits. Single-file mode writes one field; CSV mode takes a library directory and applies the edits the CSV records.</w:t>
+        <w:t>Tag Field Updater</w:t>
+      </w:r>
+    </w:p>
+    <w:p>
+      <w:r>
+        <w:t>Scan and update tag fields - by default replacing a bare `/` in a tag value with `; ` - and record an undo batch so the whole run can be reverted.</w:t>
       </w:r>
     </w:p>
     <w:tbl>
@@ -3597,17 +3522,7 @@
                 <w:rFonts w:ascii="Consolas" w:hAnsi="Consolas"/>
                 <w:sz w:val="18"/>
               </w:rPr>
-              <w:t>audiosuite tag-edit PATH --field FIELD --value TEXT [--dry] [--json]</w:t>
-            </w:r>
-            <w:r>
-              <w:br/>
-            </w:r>
-            <w:r>
-              <w:rPr>
-                <w:rFonts w:ascii="Consolas" w:hAnsi="Consolas"/>
-                <w:sz w:val="18"/>
-              </w:rPr>
-              <w:t>audiosuite tag-edit DIRECTORY --csv EDITS.csv [--dry] [--json]</w:t>
+              <w:t>audiosuite tag-update &lt;directory&gt; [--no-plugin-tags] [--dry] [--json] [OPTIONS]</w:t>
             </w:r>
           </w:p>
         </w:tc>
@@ -3627,7 +3542,7 @@
         <w:pStyle w:val="ListBullet"/>
       </w:pPr>
       <w:r>
-        <w:t>`--dry` / `--live` — Preview the edit, or write it (default: live)</w:t>
+        <w:t>`--dry` / `--live` — Compute and report the rewrites only, or write them (default: live)</w:t>
       </w:r>
     </w:p>
     <w:p>
@@ -3635,7 +3550,7 @@
         <w:pStyle w:val="ListBullet"/>
       </w:pPr>
       <w:r>
-        <w:t>`--field [title|artist|album|album_artist|track|year|genre|comment]` — field to write in single-file mode</w:t>
+        <w:t>`--no-plugin-tags` — skip tag processors contributed by enabled plugins (default: plugins run)</w:t>
       </w:r>
     </w:p>
     <w:p>
@@ -3643,7 +3558,7 @@
         <w:pStyle w:val="ListBullet"/>
       </w:pPr>
       <w:r>
-        <w:t>`--value TEXT` — new field value</w:t>
+        <w:t>`--pattern TEXT` — filename pattern tried in order, repeatable; using one switches to the filename source</w:t>
       </w:r>
     </w:p>
     <w:p>
@@ -3651,7 +3566,7 @@
         <w:pStyle w:val="ListBullet"/>
       </w:pPr>
       <w:r>
-        <w:t>`--clear` — remove the field instead of setting it</w:t>
+        <w:t>`--action-group NAME` — load a named pattern set saved in the suite config</w:t>
       </w:r>
     </w:p>
     <w:p>
@@ -3659,7 +3574,28 @@
         <w:pStyle w:val="ListBullet"/>
       </w:pPr>
       <w:r>
-        <w:t>`--csv PATH` — import a CSV of per-file edits; the command's path argument must then be a library directory</w:t>
+        <w:t>`--save-action-group NAME` — save this run's patterns under this name</w:t>
+      </w:r>
+    </w:p>
+    <w:p>
+      <w:pPr>
+        <w:pStyle w:val="ListBullet"/>
+      </w:pPr>
+      <w:r>
+        <w:t>`--list-action-groups` — list the saved action groups and exit</w:t>
+      </w:r>
+    </w:p>
+    <w:p>
+      <w:pPr>
+        <w:pStyle w:val="ListBullet"/>
+      </w:pPr>
+      <w:r>
+        <w:t>`--only-fill-blanks` / `--overwrite` — keep a tag that already has a value (default), or replace it</w:t>
+      </w:r>
+    </w:p>
+    <w:p>
+      <w:r>
+        <w:t>With `--dry` the rewrites are computed and reported but nothing is written: no file is saved and no undo record is created. With a filename pattern the run is a dry run unless `--live` is passed, and it prints the parsed fields for every file so a mis-parse is visible before it is written.</w:t>
       </w:r>
     </w:p>
     <w:p>
@@ -3691,7 +3627,7 @@
                 <w:rFonts w:ascii="Consolas" w:hAnsi="Consolas"/>
                 <w:sz w:val="18"/>
               </w:rPr>
-              <w:t>audiosuite tag-edit /Music/track.mp3 --field title --value "New Title"</w:t>
+              <w:t>audiosuite tag-update "D:\Music" --dry</w:t>
             </w:r>
             <w:r>
               <w:br/>
@@ -3701,7 +3637,7 @@
                 <w:rFonts w:ascii="Consolas" w:hAnsi="Consolas"/>
                 <w:sz w:val="18"/>
               </w:rPr>
-              <w:t>audiosuite tag-edit /Music/track.mp3 --field comment --clear --dry</w:t>
+              <w:t>audiosuite tag-update "D:\Music" --live</w:t>
             </w:r>
             <w:r>
               <w:br/>
@@ -3711,7 +3647,47 @@
                 <w:rFonts w:ascii="Consolas" w:hAnsi="Consolas"/>
                 <w:sz w:val="18"/>
               </w:rPr>
-              <w:t>audiosuite tag-edit /Music --csv /Music/edits.csv --dry</w:t>
+              <w:t>audiosuite tag-update "D:\Music" --no-plugin-tags --json</w:t>
+            </w:r>
+            <w:r>
+              <w:br/>
+            </w:r>
+            <w:r>
+              <w:rPr>
+                <w:rFonts w:ascii="Consolas" w:hAnsi="Consolas"/>
+                <w:sz w:val="18"/>
+              </w:rPr>
+              <w:t>audiosuite tag-update "D:\Music" --pattern "%track%. %artist% - %title%" --dry</w:t>
+            </w:r>
+            <w:r>
+              <w:br/>
+            </w:r>
+            <w:r>
+              <w:rPr>
+                <w:rFonts w:ascii="Consolas" w:hAnsi="Consolas"/>
+                <w:sz w:val="18"/>
+              </w:rPr>
+              <w:t>audiosuite tag-update "D:\Music" --pattern "%artist% - %title%" --live</w:t>
+            </w:r>
+            <w:r>
+              <w:br/>
+            </w:r>
+            <w:r>
+              <w:rPr>
+                <w:rFonts w:ascii="Consolas" w:hAnsi="Consolas"/>
+                <w:sz w:val="18"/>
+              </w:rPr>
+              <w:t>audiosuite tag-update "D:\Music" --action-group Bandcamp --live</w:t>
+            </w:r>
+            <w:r>
+              <w:br/>
+            </w:r>
+            <w:r>
+              <w:rPr>
+                <w:rFonts w:ascii="Consolas" w:hAnsi="Consolas"/>
+                <w:sz w:val="18"/>
+              </w:rPr>
+              <w:t>audiosuite tag-update "D:\Music" --list-action-groups</w:t>
             </w:r>
           </w:p>
         </w:tc>
@@ -3723,12 +3699,12 @@
         <w:pStyle w:val="Heading2"/>
       </w:pPr>
       <w:r>
-        <w:t>Stem Separator</w:t>
-      </w:r>
-    </w:p>
-    <w:p>
-      <w:r>
-        <w:t>Separate audio files into vocals, drums, bass and other stems with Demucs, an optional extra installed by `uv sync --extra ml`.</w:t>
+        <w:t>Silence Trimmer</w:t>
+      </w:r>
+    </w:p>
+    <w:p>
+      <w:r>
+        <w:t>Trim leading and trailing silence, optionally applying fades.</w:t>
       </w:r>
     </w:p>
     <w:tbl>
@@ -3752,7 +3728,7 @@
                 <w:rFonts w:ascii="Consolas" w:hAnsi="Consolas"/>
                 <w:sz w:val="18"/>
               </w:rPr>
-              <w:t>audiosuite stems &lt;directory&gt; --output-dir DIR [--model NAME] [--stems LIST] [OPTIONS]</w:t>
+              <w:t>audiosuite silence-trim &lt;directory&gt; [--threshold DB] [--fade/--no-fade] [OPTIONS]</w:t>
             </w:r>
           </w:p>
         </w:tc>
@@ -3772,7 +3748,7 @@
         <w:pStyle w:val="ListBullet"/>
       </w:pPr>
       <w:r>
-        <w:t>`--dry` / `--live` — List the stems that would be written, or run the separation (default: live)</w:t>
+        <w:t>`--dry` / `--live` — Report what would be trimmed, or write the trimmed audio (default: live)</w:t>
       </w:r>
     </w:p>
     <w:p>
@@ -3780,7 +3756,7 @@
         <w:pStyle w:val="ListBullet"/>
       </w:pPr>
       <w:r>
-        <w:t>`--output-dir DIR` — directory the per-track stem folders are written into</w:t>
+        <w:t>`--threshold DB` — silence threshold in dBFS (default: -50)</w:t>
       </w:r>
     </w:p>
     <w:p>
@@ -3788,7 +3764,7 @@
         <w:pStyle w:val="ListBullet"/>
       </w:pPr>
       <w:r>
-        <w:t>`--model [htdemucs|htdemucs_ft]` — Demucs model (default: htdemucs)</w:t>
+        <w:t>`--fade` / `--no-fade` — apply fade in/out (default: no-fade)</w:t>
       </w:r>
     </w:p>
     <w:p>
@@ -3796,7 +3772,7 @@
         <w:pStyle w:val="ListBullet"/>
       </w:pPr>
       <w:r>
-        <w:t>`--stems LIST` — comma-separated stems to export (default: vocals,drums,bass,other)</w:t>
+        <w:t>`--fade-in MS` — fade-in length (default: 25)</w:t>
       </w:r>
     </w:p>
     <w:p>
@@ -3804,15 +3780,7 @@
         <w:pStyle w:val="ListBullet"/>
       </w:pPr>
       <w:r>
-        <w:t>`--mix` / `--no-mix` — also write `mix.wav`, the sum of the exported stems (default: no-mix)</w:t>
-      </w:r>
-    </w:p>
-    <w:p>
-      <w:pPr>
-        <w:pStyle w:val="ListBullet"/>
-      </w:pPr>
-      <w:r>
-        <w:t>`--device [auto|cpu|cuda]` — compute device; `auto` uses CUDA when torch reports it usable (default: auto)</w:t>
+        <w:t>`--fade-out MS` — fade-out length (default: 25)</w:t>
       </w:r>
     </w:p>
     <w:p>
@@ -3844,7 +3812,7 @@
                 <w:rFonts w:ascii="Consolas" w:hAnsi="Consolas"/>
                 <w:sz w:val="18"/>
               </w:rPr>
-              <w:t>audiosuite stems "D:\Music\Album" --output-dir "D:\Music\Stems" --dry</w:t>
+              <w:t>audiosuite silence-trim "D:\Music\Album" --dry</w:t>
             </w:r>
             <w:r>
               <w:br/>
@@ -3854,7 +3822,7 @@
                 <w:rFonts w:ascii="Consolas" w:hAnsi="Consolas"/>
                 <w:sz w:val="18"/>
               </w:rPr>
-              <w:t>audiosuite stems "D:\Music\Album" --output-dir "D:\Music\Stems" --model htdemucs_ft --mix</w:t>
+              <w:t>audiosuite silence-trim "D:\Music\Album" --fade --fade-in 100 --fade-out 250</w:t>
             </w:r>
           </w:p>
         </w:tc>
@@ -3866,12 +3834,12 @@
         <w:pStyle w:val="Heading2"/>
       </w:pPr>
       <w:r>
-        <w:t>Library Statistics Dashboard</w:t>
-      </w:r>
-    </w:p>
-    <w:p>
-      <w:r>
-        <w:t>Scan a library and report aggregate tag statistics. Read-only: no tag and no audio byte is ever written.</w:t>
+        <w:t>Tag Editor</w:t>
+      </w:r>
+    </w:p>
+    <w:p>
+      <w:r>
+        <w:t>Edit common tag fields, or import a CSV of per-file edits. Single-file mode writes one field; CSV mode takes a library directory and applies the edits the CSV records.</w:t>
       </w:r>
     </w:p>
     <w:tbl>
@@ -3895,7 +3863,17 @@
                 <w:rFonts w:ascii="Consolas" w:hAnsi="Consolas"/>
                 <w:sz w:val="18"/>
               </w:rPr>
-              <w:t>audiosuite stats &lt;directory&gt; [--incremental/--full] [--refresh] [OPTIONS]</w:t>
+              <w:t>audiosuite tag-edit PATH --field FIELD --value TEXT [--dry] [--json]</w:t>
+            </w:r>
+            <w:r>
+              <w:br/>
+            </w:r>
+            <w:r>
+              <w:rPr>
+                <w:rFonts w:ascii="Consolas" w:hAnsi="Consolas"/>
+                <w:sz w:val="18"/>
+              </w:rPr>
+              <w:t>audiosuite tag-edit DIRECTORY --csv EDITS.csv [--dry] [--json]</w:t>
             </w:r>
           </w:p>
         </w:tc>
@@ -3915,7 +3893,7 @@
         <w:pStyle w:val="ListBullet"/>
       </w:pPr>
       <w:r>
-        <w:t>`--incremental` / `--full` — incremental scan using the SQLite cache, which re-reads only changed files (default: full walk)</w:t>
+        <w:t>`--dry` / `--live` — Preview the edit, or write it (default: live)</w:t>
       </w:r>
     </w:p>
     <w:p>
@@ -3923,7 +3901,7 @@
         <w:pStyle w:val="ListBullet"/>
       </w:pPr>
       <w:r>
-        <w:t>`--refresh` — full re-scan that rebuilds the cache from scratch</w:t>
+        <w:t>`--field [title|artist|album|album_artist|track|year|genre|comment]` — field to write in single-file mode</w:t>
       </w:r>
     </w:p>
     <w:p>
@@ -3931,7 +3909,7 @@
         <w:pStyle w:val="ListBullet"/>
       </w:pPr>
       <w:r>
-        <w:t>`--export-csv PATH` — write per-file metadata as a CSV spreadsheet</w:t>
+        <w:t>`--value TEXT` — new field value</w:t>
       </w:r>
     </w:p>
     <w:p>
@@ -3939,7 +3917,7 @@
         <w:pStyle w:val="ListBullet"/>
       </w:pPr>
       <w:r>
-        <w:t>`--export-json PATH` — write the full report as a JSON file</w:t>
+        <w:t>`--clear` — remove the field instead of setting it</w:t>
       </w:r>
     </w:p>
     <w:p>
@@ -3947,79 +3925,7 @@
         <w:pStyle w:val="ListBullet"/>
       </w:pPr>
       <w:r>
-        <w:t>`--export [m3u|csv|html]` — export the scan as a playlist, a column-aware CSV, or a self-contained HTML page (default: no export)</w:t>
-      </w:r>
-    </w:p>
-    <w:p>
-      <w:pPr>
-        <w:pStyle w:val="ListBullet"/>
-      </w:pPr>
-      <w:r>
-        <w:t>`--export-path PATH` — where `--export` writes; defaults to `&lt;folder&gt;_library.&lt;ext&gt;` beside the scanned folder</w:t>
-      </w:r>
-    </w:p>
-    <w:p>
-      <w:pPr>
-        <w:pStyle w:val="ListBullet"/>
-      </w:pPr>
-      <w:r>
-        <w:t>`--export-columns NAMES` — comma-separated columns for a csv/html export (path, format, artist, title, album, album_artist, track, disc, year, genre, bpm, key, camelot, mood, tempo_marking, duration)</w:t>
-      </w:r>
-    </w:p>
-    <w:p>
-      <w:pPr>
-        <w:pStyle w:val="ListBullet"/>
-      </w:pPr>
-      <w:r>
-        <w:t>`--camelot` — add the Camelot key column to the CSV/HTML export (appends to the original CSV columns; not valid with m3u)</w:t>
-      </w:r>
-    </w:p>
-    <w:p>
-      <w:pPr>
-        <w:pStyle w:val="ListBullet"/>
-      </w:pPr>
-      <w:r>
-        <w:t>`--completeness` — also report tag completeness for BPM, key, genre, mood, artwork and ReplayGain</w:t>
-      </w:r>
-    </w:p>
-    <w:p>
-      <w:pPr>
-        <w:pStyle w:val="ListBullet"/>
-      </w:pPr>
-      <w:r>
-        <w:t>`--detail [title|artist|album|track_number|year|bpm|key|genre|mood|tempo_marking|album_art|replaygain]` — with `--completeness`, list the files missing the given tag</w:t>
-      </w:r>
-    </w:p>
-    <w:p>
-      <w:pPr>
-        <w:pStyle w:val="ListBullet"/>
-      </w:pPr>
-      <w:r>
-        <w:t>`--trend` — show the recorded completeness trend for this directory</w:t>
-      </w:r>
-    </w:p>
-    <w:p>
-      <w:pPr>
-        <w:pStyle w:val="ListBullet"/>
-      </w:pPr>
-      <w:r>
-        <w:t>`--history-limit N` — snapshots to show with `--trend` (default: 12)</w:t>
-      </w:r>
-    </w:p>
-    <w:p>
-      <w:pPr>
-        <w:pStyle w:val="ListBullet"/>
-      </w:pPr>
-      <w:r>
-        <w:t>`--no-history` — do not record this run's completeness snapshot</w:t>
-      </w:r>
-    </w:p>
-    <w:p>
-      <w:pPr>
-        <w:pStyle w:val="ListBullet"/>
-      </w:pPr>
-      <w:r>
-        <w:t>`--no-plugin-analysis` — skip analysis contributions from enabled plugins</w:t>
+        <w:t>`--csv PATH` — import a CSV of per-file edits; the command's path argument must then be a library directory</w:t>
       </w:r>
     </w:p>
     <w:p>
@@ -4051,7 +3957,7 @@
                 <w:rFonts w:ascii="Consolas" w:hAnsi="Consolas"/>
                 <w:sz w:val="18"/>
               </w:rPr>
-              <w:t>audiosuite stats "D:\Music" --completeness</w:t>
+              <w:t>audiosuite tag-edit /Music/track.mp3 --field title --value "New Title"</w:t>
             </w:r>
             <w:r>
               <w:br/>
@@ -4061,7 +3967,7 @@
                 <w:rFonts w:ascii="Consolas" w:hAnsi="Consolas"/>
                 <w:sz w:val="18"/>
               </w:rPr>
-              <w:t>audiosuite stats "D:\Music" --incremental --completeness --detail bpm --json</w:t>
+              <w:t>audiosuite tag-edit /Music/track.mp3 --field comment --clear --dry</w:t>
             </w:r>
             <w:r>
               <w:br/>
@@ -4071,47 +3977,7 @@
                 <w:rFonts w:ascii="Consolas" w:hAnsi="Consolas"/>
                 <w:sz w:val="18"/>
               </w:rPr>
-              <w:t>audiosuite stats "D:\Music" --trend --history-limit 6</w:t>
-            </w:r>
-            <w:r>
-              <w:br/>
-            </w:r>
-            <w:r>
-              <w:rPr>
-                <w:rFonts w:ascii="Consolas" w:hAnsi="Consolas"/>
-                <w:sz w:val="18"/>
-              </w:rPr>
-              <w:t>audiosuite stats "D:\Music" --export-csv "D:\Reports\library.csv" --json</w:t>
-            </w:r>
-            <w:r>
-              <w:br/>
-            </w:r>
-            <w:r>
-              <w:rPr>
-                <w:rFonts w:ascii="Consolas" w:hAnsi="Consolas"/>
-                <w:sz w:val="18"/>
-              </w:rPr>
-              <w:t>audiosuite stats "D:\Music" --export m3u --export-path "D:\Music\mix.m3u"</w:t>
-            </w:r>
-            <w:r>
-              <w:br/>
-            </w:r>
-            <w:r>
-              <w:rPr>
-                <w:rFonts w:ascii="Consolas" w:hAnsi="Consolas"/>
-                <w:sz w:val="18"/>
-              </w:rPr>
-              <w:t>audiosuite stats "D:\Music" --export csv --export-columns path,artist,title,camelot</w:t>
-            </w:r>
-            <w:r>
-              <w:br/>
-            </w:r>
-            <w:r>
-              <w:rPr>
-                <w:rFonts w:ascii="Consolas" w:hAnsi="Consolas"/>
-                <w:sz w:val="18"/>
-              </w:rPr>
-              <w:t>audiosuite stats "D:\Music" --export html --camelot</w:t>
+              <w:t>audiosuite tag-edit /Music --csv /Music/edits.csv --dry</w:t>
             </w:r>
           </w:p>
         </w:tc>
@@ -4123,12 +3989,12 @@
         <w:pStyle w:val="Heading2"/>
       </w:pPr>
       <w:r>
-        <w:t>Spectral Viewer</w:t>
-      </w:r>
-    </w:p>
-    <w:p>
-      <w:r>
-        <w:t>Render FFT spectrograms for one file or a whole directory. Read-only with respect to the audio: nothing is retagged or re-encoded, and the only files written are PNG images. `--dry` lists the images it would write and writes none of them.</w:t>
+        <w:t>Stem Separator</w:t>
+      </w:r>
+    </w:p>
+    <w:p>
+      <w:r>
+        <w:t>Separate audio files into vocals, drums, bass and other stems with Demucs, an optional extra installed by `uv sync --extra ml`.</w:t>
       </w:r>
     </w:p>
     <w:tbl>
@@ -4152,7 +4018,7 @@
                 <w:rFonts w:ascii="Consolas" w:hAnsi="Consolas"/>
                 <w:sz w:val="18"/>
               </w:rPr>
-              <w:t>audiosuite spectrogram PATH [--output-dir DIR] [OPTIONS]</w:t>
+              <w:t>audiosuite stems &lt;directory&gt; --output-dir DIR [--model NAME] [--stems LIST] [OPTIONS]</w:t>
             </w:r>
           </w:p>
         </w:tc>
@@ -4172,7 +4038,7 @@
         <w:pStyle w:val="ListBullet"/>
       </w:pPr>
       <w:r>
-        <w:t>`--dry` / `--live` — List the images that would be written, or render them (default: live)</w:t>
+        <w:t>`--dry` / `--live` — List the stems that would be written, or run the separation (default: live)</w:t>
       </w:r>
     </w:p>
     <w:p>
@@ -4180,7 +4046,7 @@
         <w:pStyle w:val="ListBullet"/>
       </w:pPr>
       <w:r>
-        <w:t>`--output-dir DIR` — directory for the PNGs (default: beside each source file)</w:t>
+        <w:t>`--output-dir DIR` — directory the per-track stem folders are written into</w:t>
       </w:r>
     </w:p>
     <w:p>
@@ -4188,7 +4054,7 @@
         <w:pStyle w:val="ListBullet"/>
       </w:pPr>
       <w:r>
-        <w:t>`--n-fft N` — FFT window size in samples (default: 2048)</w:t>
+        <w:t>`--model [htdemucs|htdemucs_ft]` — Demucs model (default: htdemucs)</w:t>
       </w:r>
     </w:p>
     <w:p>
@@ -4196,7 +4062,7 @@
         <w:pStyle w:val="ListBullet"/>
       </w:pPr>
       <w:r>
-        <w:t>`--hop-length N` — samples between successive frames (default: 512)</w:t>
+        <w:t>`--stems LIST` — comma-separated stems to export (default: vocals,drums,bass,other)</w:t>
       </w:r>
     </w:p>
     <w:p>
@@ -4204,7 +4070,7 @@
         <w:pStyle w:val="ListBullet"/>
       </w:pPr>
       <w:r>
-        <w:t>`--start SEC` — window start in seconds (default: 0.0)</w:t>
+        <w:t>`--mix` / `--no-mix` — also write `mix.wav`, the sum of the exported stems (default: no-mix)</w:t>
       </w:r>
     </w:p>
     <w:p>
@@ -4212,31 +4078,7 @@
         <w:pStyle w:val="ListBullet"/>
       </w:pPr>
       <w:r>
-        <w:t>`--end SEC` — window end in seconds; `0` runs to the end, capped at 600 seconds (default: 0.0)</w:t>
-      </w:r>
-    </w:p>
-    <w:p>
-      <w:pPr>
-        <w:pStyle w:val="ListBullet"/>
-      </w:pPr>
-      <w:r>
-        <w:t>`--max-freq HZ` — highest frequency to show; `0` is Nyquist (default: 0.0)</w:t>
-      </w:r>
-    </w:p>
-    <w:p>
-      <w:pPr>
-        <w:pStyle w:val="ListBullet"/>
-      </w:pPr>
-      <w:r>
-        <w:t>`--db-range DB` — colour floor in dB below the peak (default: 80.0)</w:t>
-      </w:r>
-    </w:p>
-    <w:p>
-      <w:pPr>
-        <w:pStyle w:val="ListBullet"/>
-      </w:pPr>
-      <w:r>
-        <w:t>`--cmap NAME` — matplotlib colour map (default: magma)</w:t>
+        <w:t>`--device [auto|cpu|cuda]` — compute device; `auto` uses CUDA when torch reports it usable (default: auto)</w:t>
       </w:r>
     </w:p>
     <w:p>
@@ -4268,7 +4110,7 @@
                 <w:rFonts w:ascii="Consolas" w:hAnsi="Consolas"/>
                 <w:sz w:val="18"/>
               </w:rPr>
-              <w:t>audiosuite spectrogram "D:\Music\Album\01 Track.flac" --dry</w:t>
+              <w:t>audiosuite stems "D:\Music\Album" --output-dir "D:\Music\Stems" --dry</w:t>
             </w:r>
             <w:r>
               <w:br/>
@@ -4278,17 +4120,7 @@
                 <w:rFonts w:ascii="Consolas" w:hAnsi="Consolas"/>
                 <w:sz w:val="18"/>
               </w:rPr>
-              <w:t>audiosuite spectrogram "D:\Music\Album" --output-dir "D:\Spectrograms"</w:t>
-            </w:r>
-            <w:r>
-              <w:br/>
-            </w:r>
-            <w:r>
-              <w:rPr>
-                <w:rFonts w:ascii="Consolas" w:hAnsi="Consolas"/>
-                <w:sz w:val="18"/>
-              </w:rPr>
-              <w:t>audiosuite spectrogram "D:\Music\Album" --start 30 --end 60 --max-freq 12000 --cmap viridis</w:t>
+              <w:t>audiosuite stems "D:\Music\Album" --output-dir "D:\Music\Stems" --model htdemucs_ft --mix</w:t>
             </w:r>
           </w:p>
         </w:tc>
@@ -4300,12 +4132,12 @@
         <w:pStyle w:val="Heading2"/>
       </w:pPr>
       <w:r>
-        <w:t>ML Denoiser</w:t>
-      </w:r>
-    </w:p>
-    <w:p>
-      <w:r>
-        <w:t>Neural noise reduction with RNNoise, an optional extra installed by `uv sync --extra ml`. The model is trained on speech, so for music `--amount` blends the source back in rather than replacing it.</w:t>
+        <w:t>Library Statistics Dashboard</w:t>
+      </w:r>
+    </w:p>
+    <w:p>
+      <w:r>
+        <w:t>Scan a library and report aggregate tag statistics. Read-only: no tag and no audio byte is ever written.</w:t>
       </w:r>
     </w:p>
     <w:tbl>
@@ -4329,7 +4161,7 @@
                 <w:rFonts w:ascii="Consolas" w:hAnsi="Consolas"/>
                 <w:sz w:val="18"/>
               </w:rPr>
-              <w:t>audiosuite denoise &lt;directory&gt; [--amount PCT] [--dry] [--json]</w:t>
+              <w:t>audiosuite stats &lt;directory&gt; [--incremental/--full] [--refresh] [OPTIONS]</w:t>
             </w:r>
           </w:p>
         </w:tc>
@@ -4349,7 +4181,7 @@
         <w:pStyle w:val="ListBullet"/>
       </w:pPr>
       <w:r>
-        <w:t>`--dry` / `--live` — Report the measured levels only, or write the processed audio (default: live)</w:t>
+        <w:t>`--incremental` / `--full` — incremental scan using the SQLite cache, which re-reads only changed files (default: full walk)</w:t>
       </w:r>
     </w:p>
     <w:p>
@@ -4357,7 +4189,103 @@
         <w:pStyle w:val="ListBullet"/>
       </w:pPr>
       <w:r>
-        <w:t>`--amount PCT` — how much of the model's output to keep, 1–100 %; lower values blend the source back in, which suits music (default: 100.0)</w:t>
+        <w:t>`--refresh` — full re-scan that rebuilds the cache from scratch</w:t>
+      </w:r>
+    </w:p>
+    <w:p>
+      <w:pPr>
+        <w:pStyle w:val="ListBullet"/>
+      </w:pPr>
+      <w:r>
+        <w:t>`--export-csv PATH` — write per-file metadata as a CSV spreadsheet</w:t>
+      </w:r>
+    </w:p>
+    <w:p>
+      <w:pPr>
+        <w:pStyle w:val="ListBullet"/>
+      </w:pPr>
+      <w:r>
+        <w:t>`--export-json PATH` — write the full report as a JSON file</w:t>
+      </w:r>
+    </w:p>
+    <w:p>
+      <w:pPr>
+        <w:pStyle w:val="ListBullet"/>
+      </w:pPr>
+      <w:r>
+        <w:t>`--export [m3u|csv|html]` — export the scan as a playlist, a column-aware CSV, or a self-contained HTML page (default: no export)</w:t>
+      </w:r>
+    </w:p>
+    <w:p>
+      <w:pPr>
+        <w:pStyle w:val="ListBullet"/>
+      </w:pPr>
+      <w:r>
+        <w:t>`--export-path PATH` — where `--export` writes; defaults to `&lt;folder&gt;_library.&lt;ext&gt;` beside the scanned folder</w:t>
+      </w:r>
+    </w:p>
+    <w:p>
+      <w:pPr>
+        <w:pStyle w:val="ListBullet"/>
+      </w:pPr>
+      <w:r>
+        <w:t>`--export-columns NAMES` — comma-separated columns for a csv/html export (path, format, artist, title, album, album_artist, track, disc, year, genre, bpm, key, camelot, mood, tempo_marking, duration)</w:t>
+      </w:r>
+    </w:p>
+    <w:p>
+      <w:pPr>
+        <w:pStyle w:val="ListBullet"/>
+      </w:pPr>
+      <w:r>
+        <w:t>`--camelot` — add the Camelot key column to the CSV/HTML export (appends to the original CSV columns; not valid with m3u)</w:t>
+      </w:r>
+    </w:p>
+    <w:p>
+      <w:pPr>
+        <w:pStyle w:val="ListBullet"/>
+      </w:pPr>
+      <w:r>
+        <w:t>`--completeness` — also report tag completeness for BPM, key, genre, mood, artwork and ReplayGain</w:t>
+      </w:r>
+    </w:p>
+    <w:p>
+      <w:pPr>
+        <w:pStyle w:val="ListBullet"/>
+      </w:pPr>
+      <w:r>
+        <w:t>`--detail [title|artist|album|track_number|year|bpm|key|genre|mood|tempo_marking|album_art|replaygain]` — with `--completeness`, list the files missing the given tag</w:t>
+      </w:r>
+    </w:p>
+    <w:p>
+      <w:pPr>
+        <w:pStyle w:val="ListBullet"/>
+      </w:pPr>
+      <w:r>
+        <w:t>`--trend` — show the recorded completeness trend for this directory</w:t>
+      </w:r>
+    </w:p>
+    <w:p>
+      <w:pPr>
+        <w:pStyle w:val="ListBullet"/>
+      </w:pPr>
+      <w:r>
+        <w:t>`--history-limit N` — snapshots to show with `--trend` (default: 12)</w:t>
+      </w:r>
+    </w:p>
+    <w:p>
+      <w:pPr>
+        <w:pStyle w:val="ListBullet"/>
+      </w:pPr>
+      <w:r>
+        <w:t>`--no-history` — do not record this run's completeness snapshot</w:t>
+      </w:r>
+    </w:p>
+    <w:p>
+      <w:pPr>
+        <w:pStyle w:val="ListBullet"/>
+      </w:pPr>
+      <w:r>
+        <w:t>`--no-plugin-analysis` — skip analysis contributions from enabled plugins</w:t>
       </w:r>
     </w:p>
     <w:p>
@@ -4389,7 +4317,7 @@
                 <w:rFonts w:ascii="Consolas" w:hAnsi="Consolas"/>
                 <w:sz w:val="18"/>
               </w:rPr>
-              <w:t>audiosuite denoise "D:\Music\Interviews" --dry</w:t>
+              <w:t>audiosuite stats "D:\Music" --completeness</w:t>
             </w:r>
             <w:r>
               <w:br/>
@@ -4399,7 +4327,57 @@
                 <w:rFonts w:ascii="Consolas" w:hAnsi="Consolas"/>
                 <w:sz w:val="18"/>
               </w:rPr>
-              <w:t>audiosuite denoise "D:\Music\Live" --amount 40 --json</w:t>
+              <w:t>audiosuite stats "D:\Music" --incremental --completeness --detail bpm --json</w:t>
+            </w:r>
+            <w:r>
+              <w:br/>
+            </w:r>
+            <w:r>
+              <w:rPr>
+                <w:rFonts w:ascii="Consolas" w:hAnsi="Consolas"/>
+                <w:sz w:val="18"/>
+              </w:rPr>
+              <w:t>audiosuite stats "D:\Music" --trend --history-limit 6</w:t>
+            </w:r>
+            <w:r>
+              <w:br/>
+            </w:r>
+            <w:r>
+              <w:rPr>
+                <w:rFonts w:ascii="Consolas" w:hAnsi="Consolas"/>
+                <w:sz w:val="18"/>
+              </w:rPr>
+              <w:t>audiosuite stats "D:\Music" --export-csv "D:\Reports\library.csv" --json</w:t>
+            </w:r>
+            <w:r>
+              <w:br/>
+            </w:r>
+            <w:r>
+              <w:rPr>
+                <w:rFonts w:ascii="Consolas" w:hAnsi="Consolas"/>
+                <w:sz w:val="18"/>
+              </w:rPr>
+              <w:t>audiosuite stats "D:\Music" --export m3u --export-path "D:\Music\mix.m3u"</w:t>
+            </w:r>
+            <w:r>
+              <w:br/>
+            </w:r>
+            <w:r>
+              <w:rPr>
+                <w:rFonts w:ascii="Consolas" w:hAnsi="Consolas"/>
+                <w:sz w:val="18"/>
+              </w:rPr>
+              <w:t>audiosuite stats "D:\Music" --export csv --export-columns path,artist,title,camelot</w:t>
+            </w:r>
+            <w:r>
+              <w:br/>
+            </w:r>
+            <w:r>
+              <w:rPr>
+                <w:rFonts w:ascii="Consolas" w:hAnsi="Consolas"/>
+                <w:sz w:val="18"/>
+              </w:rPr>
+              <w:t>audiosuite stats "D:\Music" --export html --camelot</w:t>
             </w:r>
           </w:p>
         </w:tc>
@@ -4411,12 +4389,12 @@
         <w:pStyle w:val="Heading2"/>
       </w:pPr>
       <w:r>
-        <w:t>Tag-Based File Reorganizer</w:t>
-      </w:r>
-    </w:p>
-    <w:p>
-      <w:r>
-        <w:t>Move or copy audio files into a folder hierarchy built from their tags.</w:t>
+        <w:t>Spectral Viewer</w:t>
+      </w:r>
+    </w:p>
+    <w:p>
+      <w:r>
+        <w:t>Render FFT spectrograms for one file or a whole directory. Read-only with respect to the audio: nothing is retagged or re-encoded, and the only files written are PNG images. `--dry` lists the images it would write and writes none of them.</w:t>
       </w:r>
     </w:p>
     <w:tbl>
@@ -4440,7 +4418,7 @@
                 <w:rFonts w:ascii="Consolas" w:hAnsi="Consolas"/>
                 <w:sz w:val="18"/>
               </w:rPr>
-              <w:t>audiosuite reorganize &lt;directory&gt; --output-dir DIR [--action copy|move] [OPTIONS]</w:t>
+              <w:t>audiosuite spectrogram PATH [--output-dir DIR] [OPTIONS]</w:t>
             </w:r>
           </w:p>
         </w:tc>
@@ -4460,7 +4438,7 @@
         <w:pStyle w:val="ListBullet"/>
       </w:pPr>
       <w:r>
-        <w:t>`--output-dir DIR` — destination directory</w:t>
+        <w:t>`--dry` / `--live` — List the images that would be written, or render them (default: live)</w:t>
       </w:r>
     </w:p>
     <w:p>
@@ -4468,7 +4446,7 @@
         <w:pStyle w:val="ListBullet"/>
       </w:pPr>
       <w:r>
-        <w:t>`--action [copy|move]` — defaults to the saved configuration, or `copy` when none is saved</w:t>
+        <w:t>`--output-dir DIR` — directory for the PNGs (default: beside each source file)</w:t>
       </w:r>
     </w:p>
     <w:p>
@@ -4476,7 +4454,7 @@
         <w:pStyle w:val="ListBullet"/>
       </w:pPr>
       <w:r>
-        <w:t>`--specific-pattern PATTERN` — folder pattern for specific-artist albums</w:t>
+        <w:t>`--n-fft N` — FFT window size in samples (default: 2048)</w:t>
       </w:r>
     </w:p>
     <w:p>
@@ -4484,7 +4462,47 @@
         <w:pStyle w:val="ListBullet"/>
       </w:pPr>
       <w:r>
-        <w:t>`--various-pattern PATTERN` — folder pattern for Various Artists albums</w:t>
+        <w:t>`--hop-length N` — samples between successive frames (default: 512)</w:t>
+      </w:r>
+    </w:p>
+    <w:p>
+      <w:pPr>
+        <w:pStyle w:val="ListBullet"/>
+      </w:pPr>
+      <w:r>
+        <w:t>`--start SEC` — window start in seconds (default: 0.0)</w:t>
+      </w:r>
+    </w:p>
+    <w:p>
+      <w:pPr>
+        <w:pStyle w:val="ListBullet"/>
+      </w:pPr>
+      <w:r>
+        <w:t>`--end SEC` — window end in seconds; `0` runs to the end, capped at 600 seconds (default: 0.0)</w:t>
+      </w:r>
+    </w:p>
+    <w:p>
+      <w:pPr>
+        <w:pStyle w:val="ListBullet"/>
+      </w:pPr>
+      <w:r>
+        <w:t>`--max-freq HZ` — highest frequency to show; `0` is Nyquist (default: 0.0)</w:t>
+      </w:r>
+    </w:p>
+    <w:p>
+      <w:pPr>
+        <w:pStyle w:val="ListBullet"/>
+      </w:pPr>
+      <w:r>
+        <w:t>`--db-range DB` — colour floor in dB below the peak (default: 80.0)</w:t>
+      </w:r>
+    </w:p>
+    <w:p>
+      <w:pPr>
+        <w:pStyle w:val="ListBullet"/>
+      </w:pPr>
+      <w:r>
+        <w:t>`--cmap NAME` — matplotlib colour map (default: magma)</w:t>
       </w:r>
     </w:p>
     <w:p>
@@ -4516,7 +4534,7 @@
                 <w:rFonts w:ascii="Consolas" w:hAnsi="Consolas"/>
                 <w:sz w:val="18"/>
               </w:rPr>
-              <w:t>audiosuite reorganize "D:\Music\Unsorted" --output-dir "D:\Music\Sorted" --dry</w:t>
+              <w:t>audiosuite spectrogram "D:\Music\Album\01 Track.flac" --dry</w:t>
             </w:r>
             <w:r>
               <w:br/>
@@ -4526,7 +4544,17 @@
                 <w:rFonts w:ascii="Consolas" w:hAnsi="Consolas"/>
                 <w:sz w:val="18"/>
               </w:rPr>
-              <w:t>audiosuite reorganize "D:\Music\Unsorted" --output-dir "D:\Music\Sorted" --action move --json</w:t>
+              <w:t>audiosuite spectrogram "D:\Music\Album" --output-dir "D:\Spectrograms"</w:t>
+            </w:r>
+            <w:r>
+              <w:br/>
+            </w:r>
+            <w:r>
+              <w:rPr>
+                <w:rFonts w:ascii="Consolas" w:hAnsi="Consolas"/>
+                <w:sz w:val="18"/>
+              </w:rPr>
+              <w:t>audiosuite spectrogram "D:\Music\Album" --start 30 --end 60 --max-freq 12000 --cmap viridis</w:t>
             </w:r>
           </w:p>
         </w:tc>
@@ -4538,12 +4566,12 @@
         <w:pStyle w:val="Heading2"/>
       </w:pPr>
       <w:r>
-        <w:t>Undo Tag Edits</w:t>
-      </w:r>
-    </w:p>
-    <w:p>
-      <w:r>
-        <w:t>Undo Tag Edits restores the tags a batch run changed. It has its own window (`Undo_Tag_Edits.pyw`) and a CLI in `utilities/undo.py`, not an `audiosuite` sub-command, because it operates on the shared undo database rather than on a directory of audio:</w:t>
+        <w:t>ML Denoiser</w:t>
+      </w:r>
+    </w:p>
+    <w:p>
+      <w:r>
+        <w:t>Neural noise reduction with RNNoise, an optional extra installed by `uv sync --extra ml`. The model is trained on speech, so for music `--amount` blends the source back in rather than replacing it.</w:t>
       </w:r>
     </w:p>
     <w:tbl>
@@ -4567,27 +4595,7 @@
                 <w:rFonts w:ascii="Consolas" w:hAnsi="Consolas"/>
                 <w:sz w:val="18"/>
               </w:rPr>
-              <w:t>python utilities/undo.py list [--limit N]</w:t>
-            </w:r>
-            <w:r>
-              <w:br/>
-            </w:r>
-            <w:r>
-              <w:rPr>
-                <w:rFonts w:ascii="Consolas" w:hAnsi="Consolas"/>
-                <w:sz w:val="18"/>
-              </w:rPr>
-              <w:t>python utilities/undo.py show &lt;batch_id&gt;</w:t>
-            </w:r>
-            <w:r>
-              <w:br/>
-            </w:r>
-            <w:r>
-              <w:rPr>
-                <w:rFonts w:ascii="Consolas" w:hAnsi="Consolas"/>
-                <w:sz w:val="18"/>
-              </w:rPr>
-              <w:t>python utilities/undo.py undo &lt;batch_id&gt;</w:t>
+              <w:t>audiosuite denoise &lt;directory&gt; [--amount PCT] [--dry] [--json]</w:t>
             </w:r>
           </w:p>
         </w:tc>
@@ -4596,28 +4604,34 @@
     <w:p/>
     <w:p>
       <w:r>
-        <w:t>See *Undo Batch* at the end of this reference for the batch model and the `--db` option.</w:t>
-      </w:r>
-    </w:p>
-    <w:p>
-      <w:pPr>
-        <w:pStyle w:val="Heading1"/>
-      </w:pPr>
-      <w:r>
-        <w:t>Suite commands</w:t>
-      </w:r>
-    </w:p>
-    <w:p>
-      <w:pPr>
-        <w:pStyle w:val="Heading2"/>
-      </w:pPr>
-      <w:r>
-        <w:t>doctor</w:t>
-      </w:r>
-    </w:p>
-    <w:p>
-      <w:r>
-        <w:t>Check that the installation maps every package in the checkout. It reports the installed and checkout versions, how many first-party packages resolve from this checkout, every CLI command a stale install would take down, the interpreter a launcher would run under, and whether each optional extra (Demucs, RNNoise) imports there. It takes no directory and exits 1 when the install is wrong.</w:t>
+        <w:rPr>
+          <w:b/>
+        </w:rPr>
+        <w:t>Options:</w:t>
+      </w:r>
+    </w:p>
+    <w:p>
+      <w:pPr>
+        <w:pStyle w:val="ListBullet"/>
+      </w:pPr>
+      <w:r>
+        <w:t>`--dry` / `--live` — Report the measured levels only, or write the processed audio (default: live)</w:t>
+      </w:r>
+    </w:p>
+    <w:p>
+      <w:pPr>
+        <w:pStyle w:val="ListBullet"/>
+      </w:pPr>
+      <w:r>
+        <w:t>`--amount PCT` — how much of the model's output to keep, 1–100 %; lower values blend the source back in, which suits music (default: 100.0)</w:t>
+      </w:r>
+    </w:p>
+    <w:p>
+      <w:r>
+        <w:rPr>
+          <w:b/>
+        </w:rPr>
+        <w:t>Examples:</w:t>
       </w:r>
     </w:p>
     <w:tbl>
@@ -4641,7 +4655,17 @@
                 <w:rFonts w:ascii="Consolas" w:hAnsi="Consolas"/>
                 <w:sz w:val="18"/>
               </w:rPr>
-              <w:t>audiosuite doctor [--json]</w:t>
+              <w:t>audiosuite denoise "D:\Music\Interviews" --dry</w:t>
+            </w:r>
+            <w:r>
+              <w:br/>
+            </w:r>
+            <w:r>
+              <w:rPr>
+                <w:rFonts w:ascii="Consolas" w:hAnsi="Consolas"/>
+                <w:sz w:val="18"/>
+              </w:rPr>
+              <w:t>audiosuite denoise "D:\Music\Live" --amount 40 --json</w:t>
             </w:r>
           </w:p>
         </w:tc>
@@ -4649,11 +4673,16 @@
     </w:tbl>
     <w:p/>
     <w:p>
-      <w:r>
-        <w:rPr>
-          <w:b/>
-        </w:rPr>
-        <w:t>Examples:</w:t>
+      <w:pPr>
+        <w:pStyle w:val="Heading2"/>
+      </w:pPr>
+      <w:r>
+        <w:t>Tag-Based File Reorganizer</w:t>
+      </w:r>
+    </w:p>
+    <w:p>
+      <w:r>
+        <w:t>Move or copy audio files into a folder hierarchy built from their tags.</w:t>
       </w:r>
     </w:p>
     <w:tbl>
@@ -4677,17 +4706,7 @@
                 <w:rFonts w:ascii="Consolas" w:hAnsi="Consolas"/>
                 <w:sz w:val="18"/>
               </w:rPr>
-              <w:t>audiosuite doctor</w:t>
-            </w:r>
-            <w:r>
-              <w:br/>
-            </w:r>
-            <w:r>
-              <w:rPr>
-                <w:rFonts w:ascii="Consolas" w:hAnsi="Consolas"/>
-                <w:sz w:val="18"/>
-              </w:rPr>
-              <w:t>audiosuite doctor --json</w:t>
+              <w:t>audiosuite reorganize &lt;directory&gt; --output-dir DIR [--action copy|move] [OPTIONS]</w:t>
             </w:r>
           </w:p>
         </w:tc>
@@ -4695,16 +4714,51 @@
     </w:tbl>
     <w:p/>
     <w:p>
-      <w:pPr>
-        <w:pStyle w:val="Heading2"/>
-      </w:pPr>
-      <w:r>
-        <w:t>plugins</w:t>
-      </w:r>
-    </w:p>
-    <w:p>
-      <w:r>
-        <w:t>Inspect and enable third-party plugins discovered under `plugins/`. Discovery reads each `MANIFEST.toml` without importing plugin code, so a broken plugin cannot take down `audiosuite --help`; enablement is stored in the shared `audio_suite_config.json`.</w:t>
+      <w:r>
+        <w:rPr>
+          <w:b/>
+        </w:rPr>
+        <w:t>Options:</w:t>
+      </w:r>
+    </w:p>
+    <w:p>
+      <w:pPr>
+        <w:pStyle w:val="ListBullet"/>
+      </w:pPr>
+      <w:r>
+        <w:t>`--output-dir DIR` — destination directory</w:t>
+      </w:r>
+    </w:p>
+    <w:p>
+      <w:pPr>
+        <w:pStyle w:val="ListBullet"/>
+      </w:pPr>
+      <w:r>
+        <w:t>`--action [copy|move]` — defaults to the saved configuration, or `copy` when none is saved</w:t>
+      </w:r>
+    </w:p>
+    <w:p>
+      <w:pPr>
+        <w:pStyle w:val="ListBullet"/>
+      </w:pPr>
+      <w:r>
+        <w:t>`--specific-pattern PATTERN` — folder pattern for specific-artist albums</w:t>
+      </w:r>
+    </w:p>
+    <w:p>
+      <w:pPr>
+        <w:pStyle w:val="ListBullet"/>
+      </w:pPr>
+      <w:r>
+        <w:t>`--various-pattern PATTERN` — folder pattern for Various Artists albums</w:t>
+      </w:r>
+    </w:p>
+    <w:p>
+      <w:r>
+        <w:rPr>
+          <w:b/>
+        </w:rPr>
+        <w:t>Examples:</w:t>
       </w:r>
     </w:p>
     <w:tbl>
@@ -4728,7 +4782,7 @@
                 <w:rFonts w:ascii="Consolas" w:hAnsi="Consolas"/>
                 <w:sz w:val="18"/>
               </w:rPr>
-              <w:t>audiosuite plugins list [--json]</w:t>
+              <w:t>audiosuite reorganize "D:\Music\Unsorted" --output-dir "D:\Music\Sorted" --dry</w:t>
             </w:r>
             <w:r>
               <w:br/>
@@ -4738,17 +4792,7 @@
                 <w:rFonts w:ascii="Consolas" w:hAnsi="Consolas"/>
                 <w:sz w:val="18"/>
               </w:rPr>
-              <w:t>audiosuite plugins enable PLUGIN_ID [--json]</w:t>
-            </w:r>
-            <w:r>
-              <w:br/>
-            </w:r>
-            <w:r>
-              <w:rPr>
-                <w:rFonts w:ascii="Consolas" w:hAnsi="Consolas"/>
-                <w:sz w:val="18"/>
-              </w:rPr>
-              <w:t>audiosuite plugins disable PLUGIN_ID [--json]</w:t>
+              <w:t>audiosuite reorganize "D:\Music\Unsorted" --output-dir "D:\Music\Sorted" --action move --json</w:t>
             </w:r>
           </w:p>
         </w:tc>
@@ -4756,11 +4800,16 @@
     </w:tbl>
     <w:p/>
     <w:p>
-      <w:r>
-        <w:rPr>
-          <w:b/>
-        </w:rPr>
-        <w:t>Examples:</w:t>
+      <w:pPr>
+        <w:pStyle w:val="Heading2"/>
+      </w:pPr>
+      <w:r>
+        <w:t>Undo Tag Edits</w:t>
+      </w:r>
+    </w:p>
+    <w:p>
+      <w:r>
+        <w:t>Undo Tag Edits restores the tags a batch run changed. It has its own window (`Undo_Tag_Edits.pyw`) and a CLI in `utilities/undo.py`, not an `audiosuite` sub-command, because it operates on the shared undo database rather than on a directory of audio:</w:t>
       </w:r>
     </w:p>
     <w:tbl>
@@ -4784,7 +4833,7 @@
                 <w:rFonts w:ascii="Consolas" w:hAnsi="Consolas"/>
                 <w:sz w:val="18"/>
               </w:rPr>
-              <w:t>audiosuite plugins list</w:t>
+              <w:t>python utilities/undo.py list [--limit N]</w:t>
             </w:r>
             <w:r>
               <w:br/>
@@ -4794,7 +4843,7 @@
                 <w:rFonts w:ascii="Consolas" w:hAnsi="Consolas"/>
                 <w:sz w:val="18"/>
               </w:rPr>
-              <w:t>audiosuite plugins enable example_plugin</w:t>
+              <w:t>python utilities/undo.py show &lt;batch_id&gt;</w:t>
             </w:r>
             <w:r>
               <w:br/>
@@ -4804,7 +4853,7 @@
                 <w:rFonts w:ascii="Consolas" w:hAnsi="Consolas"/>
                 <w:sz w:val="18"/>
               </w:rPr>
-              <w:t>audiosuite plugins disable example_plugin --json</w:t>
+              <w:t>python utilities/undo.py undo &lt;batch_id&gt;</w:t>
             </w:r>
           </w:p>
         </w:tc>
@@ -4813,7 +4862,7 @@
     <w:p/>
     <w:p>
       <w:r>
-        <w:t>`audiosuite example` is the bundled example plugin's own command (count the audio files in a folder and report the tags they carry); it exists only while that plugin is enabled.</w:t>
+        <w:t>See *Undo Batch* at the end of this reference for the batch model and the `--db` option.</w:t>
       </w:r>
     </w:p>
     <w:p>
@@ -4821,36 +4870,7 @@
         <w:pStyle w:val="Heading1"/>
       </w:pPr>
       <w:r>
-        <w:t>CUE sheet commands</w:t>
-      </w:r>
-    </w:p>
-    <w:p>
-      <w:r>
-        <w:t>Parse, generate, and split `.cue` sheets. The `cue` group has three sub-commands:</w:t>
-      </w:r>
-    </w:p>
-    <w:p>
-      <w:pPr>
-        <w:pStyle w:val="ListBullet"/>
-      </w:pPr>
-      <w:r>
-        <w:t>`parse` — Inspect an existing sheet's track layout and timestamps.</w:t>
-      </w:r>
-    </w:p>
-    <w:p>
-      <w:pPr>
-        <w:pStyle w:val="ListBullet"/>
-      </w:pPr>
-      <w:r>
-        <w:t>`generate` — Build a sheet that matches the audio tracks in a folder or a single file.</w:t>
-      </w:r>
-    </w:p>
-    <w:p>
-      <w:pPr>
-        <w:pStyle w:val="ListBullet"/>
-      </w:pPr>
-      <w:r>
-        <w:t>`split` — Split a single-file audio image into per-track files using a sheet (lossless `-c copy`).</w:t>
+        <w:t>Suite commands</w:t>
       </w:r>
     </w:p>
     <w:p>
@@ -4858,7 +4878,12 @@
         <w:pStyle w:val="Heading2"/>
       </w:pPr>
       <w:r>
-        <w:t>cue parse</w:t>
+        <w:t>doctor</w:t>
+      </w:r>
+    </w:p>
+    <w:p>
+      <w:r>
+        <w:t>Check that the installation maps every package in the checkout. It reports the installed and checkout versions, how many first-party packages resolve from this checkout, every CLI command a stale install would take down, the interpreter a launcher would run under, and whether each optional extra (Demucs, RNNoise) imports there. It takes no directory and exits 1 when the install is wrong.</w:t>
       </w:r>
     </w:p>
     <w:tbl>
@@ -4882,18 +4907,13 @@
                 <w:rFonts w:ascii="Consolas" w:hAnsi="Consolas"/>
                 <w:sz w:val="18"/>
               </w:rPr>
-              <w:t>audiosuite cue parse CUE_FILE [--json]</w:t>
+              <w:t>audiosuite doctor [--json]</w:t>
             </w:r>
           </w:p>
         </w:tc>
       </w:tr>
     </w:tbl>
     <w:p/>
-    <w:p>
-      <w:r>
-        <w:t>Text mode prints a compact track table. `--json` emits the full parsed structure including REM comments, ISRC codes, PREGAP/POSTGAP and index timestamps in milliseconds.</w:t>
-      </w:r>
-    </w:p>
     <w:p>
       <w:r>
         <w:rPr>
@@ -4923,7 +4943,7 @@
                 <w:rFonts w:ascii="Consolas" w:hAnsi="Consolas"/>
                 <w:sz w:val="18"/>
               </w:rPr>
-              <w:t>audiosuite cue parse "D:\Music\Album\Album.cue"</w:t>
+              <w:t>audiosuite doctor</w:t>
             </w:r>
             <w:r>
               <w:br/>
@@ -4933,7 +4953,7 @@
                 <w:rFonts w:ascii="Consolas" w:hAnsi="Consolas"/>
                 <w:sz w:val="18"/>
               </w:rPr>
-              <w:t>audiosuite cue parse "D:\Music\Album\Album.cue" --json</w:t>
+              <w:t>audiosuite doctor --json</w:t>
             </w:r>
           </w:p>
         </w:tc>
@@ -4945,7 +4965,12 @@
         <w:pStyle w:val="Heading2"/>
       </w:pPr>
       <w:r>
-        <w:t>cue generate</w:t>
+        <w:t>plugins</w:t>
+      </w:r>
+    </w:p>
+    <w:p>
+      <w:r>
+        <w:t>Inspect and enable third-party plugins discovered under `plugins/`. Discovery reads each `MANIFEST.toml` without importing plugin code, so a broken plugin cannot take down `audiosuite --help`; enablement is stored in the shared `audio_suite_config.json`.</w:t>
       </w:r>
     </w:p>
     <w:tbl>
@@ -4969,58 +4994,33 @@
                 <w:rFonts w:ascii="Consolas" w:hAnsi="Consolas"/>
                 <w:sz w:val="18"/>
               </w:rPr>
-              <w:t>audiosuite cue generate TARGET [-o FILE] [--title TEXT] [--artist TEXT] [--json]</w:t>
+              <w:t>audiosuite plugins list [--json]</w:t>
+            </w:r>
+            <w:r>
+              <w:br/>
+            </w:r>
+            <w:r>
+              <w:rPr>
+                <w:rFonts w:ascii="Consolas" w:hAnsi="Consolas"/>
+                <w:sz w:val="18"/>
+              </w:rPr>
+              <w:t>audiosuite plugins enable PLUGIN_ID [--json]</w:t>
+            </w:r>
+            <w:r>
+              <w:br/>
+            </w:r>
+            <w:r>
+              <w:rPr>
+                <w:rFonts w:ascii="Consolas" w:hAnsi="Consolas"/>
+                <w:sz w:val="18"/>
+              </w:rPr>
+              <w:t>audiosuite plugins disable PLUGIN_ID [--json]</w:t>
             </w:r>
           </w:p>
         </w:tc>
       </w:tr>
     </w:tbl>
     <w:p/>
-    <w:p>
-      <w:r>
-        <w:t>`TARGET` is a directory of ripped track files or a single audio file. Track numbers, titles and artists are read from embedded tags, falling back to the `NN - Title.ext` filename prefix for untagged files. The sheet is written to `album.cue` next to the input by default. `--json` reports the written path (`cue_path`), the sheet's track count (`tracks`) and the album title (`title`) alongside the shared counters, so a caller can split the sheet it just made without reading it back.</w:t>
-      </w:r>
-    </w:p>
-    <w:p>
-      <w:r>
-        <w:rPr>
-          <w:b/>
-        </w:rPr>
-        <w:t>Options:</w:t>
-      </w:r>
-    </w:p>
-    <w:p>
-      <w:pPr>
-        <w:pStyle w:val="ListBullet"/>
-      </w:pPr>
-      <w:r>
-        <w:t>`-o, --output FILE` — Destination `.cue` path (default: `album.cue` next to the input)</w:t>
-      </w:r>
-    </w:p>
-    <w:p>
-      <w:pPr>
-        <w:pStyle w:val="ListBullet"/>
-      </w:pPr>
-      <w:r>
-        <w:t>`--title TEXT` — Album title for the generated sheet</w:t>
-      </w:r>
-    </w:p>
-    <w:p>
-      <w:pPr>
-        <w:pStyle w:val="ListBullet"/>
-      </w:pPr>
-      <w:r>
-        <w:t>`--artist TEXT` — Album artist (`PERFORMER`) for the generated sheet</w:t>
-      </w:r>
-    </w:p>
-    <w:p>
-      <w:pPr>
-        <w:pStyle w:val="ListBullet"/>
-      </w:pPr>
-      <w:r>
-        <w:t>`--json` / `--text` — Emit JSON output (default: text)</w:t>
-      </w:r>
-    </w:p>
     <w:p>
       <w:r>
         <w:rPr>
@@ -5050,7 +5050,7 @@
                 <w:rFonts w:ascii="Consolas" w:hAnsi="Consolas"/>
                 <w:sz w:val="18"/>
               </w:rPr>
-              <w:t>audiosuite cue generate "D:\Music\Album"</w:t>
+              <w:t>audiosuite plugins list</w:t>
             </w:r>
             <w:r>
               <w:br/>
@@ -5060,7 +5060,7 @@
                 <w:rFonts w:ascii="Consolas" w:hAnsi="Consolas"/>
                 <w:sz w:val="18"/>
               </w:rPr>
-              <w:t>audiosuite cue generate "D:\Music\Album" --title "Greatest Hits" --artist "The Band"</w:t>
+              <w:t>audiosuite plugins enable example_plugin</w:t>
             </w:r>
             <w:r>
               <w:br/>
@@ -5070,17 +5070,7 @@
                 <w:rFonts w:ascii="Consolas" w:hAnsi="Consolas"/>
                 <w:sz w:val="18"/>
               </w:rPr>
-              <w:t>audiosuite cue generate "D:\Music\Album\01 Song.flac" -o out.cue</w:t>
-            </w:r>
-            <w:r>
-              <w:br/>
-            </w:r>
-            <w:r>
-              <w:rPr>
-                <w:rFonts w:ascii="Consolas" w:hAnsi="Consolas"/>
-                <w:sz w:val="18"/>
-              </w:rPr>
-              <w:t>audiosuite cue generate "D:\Music\Album" --json</w:t>
+              <w:t>audiosuite plugins disable example_plugin --json</w:t>
             </w:r>
           </w:p>
         </w:tc>
@@ -5088,11 +5078,53 @@
     </w:tbl>
     <w:p/>
     <w:p>
+      <w:r>
+        <w:t>`audiosuite example` is the bundled example plugin's own command (count the audio files in a folder and report the tags they carry); it exists only while that plugin is enabled.</w:t>
+      </w:r>
+    </w:p>
+    <w:p>
+      <w:pPr>
+        <w:pStyle w:val="Heading1"/>
+      </w:pPr>
+      <w:r>
+        <w:t>CUE sheet commands</w:t>
+      </w:r>
+    </w:p>
+    <w:p>
+      <w:r>
+        <w:t>Parse, generate, and split `.cue` sheets. The `cue` group has three sub-commands:</w:t>
+      </w:r>
+    </w:p>
+    <w:p>
+      <w:pPr>
+        <w:pStyle w:val="ListBullet"/>
+      </w:pPr>
+      <w:r>
+        <w:t>`parse` — Inspect an existing sheet's track layout and timestamps.</w:t>
+      </w:r>
+    </w:p>
+    <w:p>
+      <w:pPr>
+        <w:pStyle w:val="ListBullet"/>
+      </w:pPr>
+      <w:r>
+        <w:t>`generate` — Build a sheet that matches the audio tracks in a folder or a single file.</w:t>
+      </w:r>
+    </w:p>
+    <w:p>
+      <w:pPr>
+        <w:pStyle w:val="ListBullet"/>
+      </w:pPr>
+      <w:r>
+        <w:t>`split` — Split a single-file audio image into per-track files using a sheet (lossless `-c copy`).</w:t>
+      </w:r>
+    </w:p>
+    <w:p>
       <w:pPr>
         <w:pStyle w:val="Heading2"/>
       </w:pPr>
       <w:r>
-        <w:t>cue split</w:t>
+        <w:t>cue parse</w:t>
       </w:r>
     </w:p>
     <w:tbl>
@@ -5116,7 +5148,7 @@
                 <w:rFonts w:ascii="Consolas" w:hAnsi="Consolas"/>
                 <w:sz w:val="18"/>
               </w:rPr>
-              <w:t>audiosuite cue split CUE_FILE [-o DIR] [--ffmpeg EXE] [--json]</w:t>
+              <w:t>audiosuite cue parse CUE_FILE [--json]</w:t>
             </w:r>
           </w:p>
         </w:tc>
@@ -5125,39 +5157,7 @@
     <w:p/>
     <w:p>
       <w:r>
-        <w:t>Each track is cut losslessly from the image at its `INDEX 01` timestamp and tagged with the sheet's title / performer.</w:t>
-      </w:r>
-    </w:p>
-    <w:p>
-      <w:r>
-        <w:rPr>
-          <w:b/>
-        </w:rPr>
-        <w:t>Options:</w:t>
-      </w:r>
-    </w:p>
-    <w:p>
-      <w:pPr>
-        <w:pStyle w:val="ListBullet"/>
-      </w:pPr>
-      <w:r>
-        <w:t>`-o, --output-dir DIR` — Destination folder (default: alongside the CUE sheet)</w:t>
-      </w:r>
-    </w:p>
-    <w:p>
-      <w:pPr>
-        <w:pStyle w:val="ListBullet"/>
-      </w:pPr>
-      <w:r>
-        <w:t>`--ffmpeg TEXT` — FFmpeg executable (name on PATH or absolute path)</w:t>
-      </w:r>
-    </w:p>
-    <w:p>
-      <w:pPr>
-        <w:pStyle w:val="ListBullet"/>
-      </w:pPr>
-      <w:r>
-        <w:t>`--json` / `--text` — Emit JSON output</w:t>
+        <w:t>Text mode prints a compact track table. `--json` emits the full parsed structure including REM comments, ISRC codes, PREGAP/POSTGAP and index timestamps in milliseconds.</w:t>
       </w:r>
     </w:p>
     <w:p>
@@ -5189,6 +5189,272 @@
                 <w:rFonts w:ascii="Consolas" w:hAnsi="Consolas"/>
                 <w:sz w:val="18"/>
               </w:rPr>
+              <w:t>audiosuite cue parse "D:\Music\Album\Album.cue"</w:t>
+            </w:r>
+            <w:r>
+              <w:br/>
+            </w:r>
+            <w:r>
+              <w:rPr>
+                <w:rFonts w:ascii="Consolas" w:hAnsi="Consolas"/>
+                <w:sz w:val="18"/>
+              </w:rPr>
+              <w:t>audiosuite cue parse "D:\Music\Album\Album.cue" --json</w:t>
+            </w:r>
+          </w:p>
+        </w:tc>
+      </w:tr>
+    </w:tbl>
+    <w:p/>
+    <w:p>
+      <w:pPr>
+        <w:pStyle w:val="Heading2"/>
+      </w:pPr>
+      <w:r>
+        <w:t>cue generate</w:t>
+      </w:r>
+    </w:p>
+    <w:tbl>
+      <w:tblPr>
+        <w:tblStyle w:val="TableGrid"/>
+        <w:tblW w:type="auto" w:w="0"/>
+        <w:tblLook w:firstColumn="1" w:firstRow="1" w:lastColumn="0" w:lastRow="0" w:noHBand="0" w:noVBand="1" w:val="04A0"/>
+      </w:tblPr>
+      <w:tblGrid>
+        <w:gridCol w:w="8640"/>
+      </w:tblGrid>
+      <w:tr>
+        <w:tc>
+          <w:tcPr>
+            <w:tcW w:type="dxa" w:w="8640"/>
+            <w:shd w:val="clear" w:color="auto" w:fill="F2F2F2"/>
+          </w:tcPr>
+          <w:p>
+            <w:r>
+              <w:rPr>
+                <w:rFonts w:ascii="Consolas" w:hAnsi="Consolas"/>
+                <w:sz w:val="18"/>
+              </w:rPr>
+              <w:t>audiosuite cue generate TARGET [-o FILE] [--title TEXT] [--artist TEXT] [--json]</w:t>
+            </w:r>
+          </w:p>
+        </w:tc>
+      </w:tr>
+    </w:tbl>
+    <w:p/>
+    <w:p>
+      <w:r>
+        <w:t>`TARGET` is a directory of ripped track files or a single audio file. Track numbers, titles and artists are read from embedded tags, falling back to the `NN - Title.ext` filename prefix for untagged files. The sheet is written to `album.cue` next to the input by default. `--json` reports the written path (`cue_path`), the sheet's track count (`tracks`) and the album title (`title`) alongside the shared counters, so a caller can split the sheet it just made without reading it back.</w:t>
+      </w:r>
+    </w:p>
+    <w:p>
+      <w:r>
+        <w:rPr>
+          <w:b/>
+        </w:rPr>
+        <w:t>Options:</w:t>
+      </w:r>
+    </w:p>
+    <w:p>
+      <w:pPr>
+        <w:pStyle w:val="ListBullet"/>
+      </w:pPr>
+      <w:r>
+        <w:t>`-o, --output FILE` — Destination `.cue` path (default: `album.cue` next to the input)</w:t>
+      </w:r>
+    </w:p>
+    <w:p>
+      <w:pPr>
+        <w:pStyle w:val="ListBullet"/>
+      </w:pPr>
+      <w:r>
+        <w:t>`--title TEXT` — Album title for the generated sheet</w:t>
+      </w:r>
+    </w:p>
+    <w:p>
+      <w:pPr>
+        <w:pStyle w:val="ListBullet"/>
+      </w:pPr>
+      <w:r>
+        <w:t>`--artist TEXT` — Album artist (`PERFORMER`) for the generated sheet</w:t>
+      </w:r>
+    </w:p>
+    <w:p>
+      <w:pPr>
+        <w:pStyle w:val="ListBullet"/>
+      </w:pPr>
+      <w:r>
+        <w:t>`--json` / `--text` — Emit JSON output (default: text)</w:t>
+      </w:r>
+    </w:p>
+    <w:p>
+      <w:r>
+        <w:rPr>
+          <w:b/>
+        </w:rPr>
+        <w:t>Examples:</w:t>
+      </w:r>
+    </w:p>
+    <w:tbl>
+      <w:tblPr>
+        <w:tblStyle w:val="TableGrid"/>
+        <w:tblW w:type="auto" w:w="0"/>
+        <w:tblLook w:firstColumn="1" w:firstRow="1" w:lastColumn="0" w:lastRow="0" w:noHBand="0" w:noVBand="1" w:val="04A0"/>
+      </w:tblPr>
+      <w:tblGrid>
+        <w:gridCol w:w="8640"/>
+      </w:tblGrid>
+      <w:tr>
+        <w:tc>
+          <w:tcPr>
+            <w:tcW w:type="dxa" w:w="8640"/>
+            <w:shd w:val="clear" w:color="auto" w:fill="F2F2F2"/>
+          </w:tcPr>
+          <w:p>
+            <w:r>
+              <w:rPr>
+                <w:rFonts w:ascii="Consolas" w:hAnsi="Consolas"/>
+                <w:sz w:val="18"/>
+              </w:rPr>
+              <w:t>audiosuite cue generate "D:\Music\Album"</w:t>
+            </w:r>
+            <w:r>
+              <w:br/>
+            </w:r>
+            <w:r>
+              <w:rPr>
+                <w:rFonts w:ascii="Consolas" w:hAnsi="Consolas"/>
+                <w:sz w:val="18"/>
+              </w:rPr>
+              <w:t>audiosuite cue generate "D:\Music\Album" --title "Greatest Hits" --artist "The Band"</w:t>
+            </w:r>
+            <w:r>
+              <w:br/>
+            </w:r>
+            <w:r>
+              <w:rPr>
+                <w:rFonts w:ascii="Consolas" w:hAnsi="Consolas"/>
+                <w:sz w:val="18"/>
+              </w:rPr>
+              <w:t>audiosuite cue generate "D:\Music\Album\01 Song.flac" -o out.cue</w:t>
+            </w:r>
+            <w:r>
+              <w:br/>
+            </w:r>
+            <w:r>
+              <w:rPr>
+                <w:rFonts w:ascii="Consolas" w:hAnsi="Consolas"/>
+                <w:sz w:val="18"/>
+              </w:rPr>
+              <w:t>audiosuite cue generate "D:\Music\Album" --json</w:t>
+            </w:r>
+          </w:p>
+        </w:tc>
+      </w:tr>
+    </w:tbl>
+    <w:p/>
+    <w:p>
+      <w:pPr>
+        <w:pStyle w:val="Heading2"/>
+      </w:pPr>
+      <w:r>
+        <w:t>cue split</w:t>
+      </w:r>
+    </w:p>
+    <w:tbl>
+      <w:tblPr>
+        <w:tblStyle w:val="TableGrid"/>
+        <w:tblW w:type="auto" w:w="0"/>
+        <w:tblLook w:firstColumn="1" w:firstRow="1" w:lastColumn="0" w:lastRow="0" w:noHBand="0" w:noVBand="1" w:val="04A0"/>
+      </w:tblPr>
+      <w:tblGrid>
+        <w:gridCol w:w="8640"/>
+      </w:tblGrid>
+      <w:tr>
+        <w:tc>
+          <w:tcPr>
+            <w:tcW w:type="dxa" w:w="8640"/>
+            <w:shd w:val="clear" w:color="auto" w:fill="F2F2F2"/>
+          </w:tcPr>
+          <w:p>
+            <w:r>
+              <w:rPr>
+                <w:rFonts w:ascii="Consolas" w:hAnsi="Consolas"/>
+                <w:sz w:val="18"/>
+              </w:rPr>
+              <w:t>audiosuite cue split CUE_FILE [-o DIR] [--ffmpeg EXE] [--json]</w:t>
+            </w:r>
+          </w:p>
+        </w:tc>
+      </w:tr>
+    </w:tbl>
+    <w:p/>
+    <w:p>
+      <w:r>
+        <w:t>Each track is cut losslessly from the image at its `INDEX 01` timestamp and tagged with the sheet's title / performer.</w:t>
+      </w:r>
+    </w:p>
+    <w:p>
+      <w:r>
+        <w:rPr>
+          <w:b/>
+        </w:rPr>
+        <w:t>Options:</w:t>
+      </w:r>
+    </w:p>
+    <w:p>
+      <w:pPr>
+        <w:pStyle w:val="ListBullet"/>
+      </w:pPr>
+      <w:r>
+        <w:t>`-o, --output-dir DIR` — Destination folder (default: alongside the CUE sheet)</w:t>
+      </w:r>
+    </w:p>
+    <w:p>
+      <w:pPr>
+        <w:pStyle w:val="ListBullet"/>
+      </w:pPr>
+      <w:r>
+        <w:t>`--ffmpeg TEXT` — FFmpeg executable (name on PATH or absolute path)</w:t>
+      </w:r>
+    </w:p>
+    <w:p>
+      <w:pPr>
+        <w:pStyle w:val="ListBullet"/>
+      </w:pPr>
+      <w:r>
+        <w:t>`--json` / `--text` — Emit JSON output</w:t>
+      </w:r>
+    </w:p>
+    <w:p>
+      <w:r>
+        <w:rPr>
+          <w:b/>
+        </w:rPr>
+        <w:t>Examples:</w:t>
+      </w:r>
+    </w:p>
+    <w:tbl>
+      <w:tblPr>
+        <w:tblStyle w:val="TableGrid"/>
+        <w:tblW w:type="auto" w:w="0"/>
+        <w:tblLook w:firstColumn="1" w:firstRow="1" w:lastColumn="0" w:lastRow="0" w:noHBand="0" w:noVBand="1" w:val="04A0"/>
+      </w:tblPr>
+      <w:tblGrid>
+        <w:gridCol w:w="8640"/>
+      </w:tblGrid>
+      <w:tr>
+        <w:tc>
+          <w:tcPr>
+            <w:tcW w:type="dxa" w:w="8640"/>
+            <w:shd w:val="clear" w:color="auto" w:fill="F2F2F2"/>
+          </w:tcPr>
+          <w:p>
+            <w:r>
+              <w:rPr>
+                <w:rFonts w:ascii="Consolas" w:hAnsi="Consolas"/>
+                <w:sz w:val="18"/>
+              </w:rPr>
               <w:t>audiosuite cue split "D:\Music\Album\Album.cue"</w:t>
             </w:r>
             <w:r>
@@ -5216,7 +5482,7 @@
     </w:p>
     <w:p>
       <w:r>
-        <w:t>Every command the CLI ships, including the suite commands that operate on the installation rather than on a folder of audio. Each of the 30 tools appears here, and each tool's own section above documents its flags.</w:t>
+        <w:t>Every command the CLI ships, including the suite commands that operate on the installation rather than on a folder of audio. Each of the 32 tools appears here, and each tool's own section above documents its flags.</w:t>
       </w:r>
     </w:p>
     <w:tbl>
@@ -5388,6 +5654,70 @@
           <w:p>
             <w:r>
               <w:t>ASX Playlist Extractor</w:t>
+            </w:r>
+          </w:p>
+        </w:tc>
+        <w:tc>
+          <w:tcPr>
+            <w:tcW w:type="dxa" w:w="2880"/>
+          </w:tcPr>
+          <w:p>
+            <w:r>
+              <w:t>Util</w:t>
+            </w:r>
+          </w:p>
+        </w:tc>
+      </w:tr>
+      <w:tr>
+        <w:tc>
+          <w:tcPr>
+            <w:tcW w:type="dxa" w:w="2880"/>
+          </w:tcPr>
+          <w:p>
+            <w:r>
+              <w:t>`declip`</w:t>
+            </w:r>
+          </w:p>
+        </w:tc>
+        <w:tc>
+          <w:tcPr>
+            <w:tcW w:type="dxa" w:w="2880"/>
+          </w:tcPr>
+          <w:p>
+            <w:r>
+              <w:t>Restoration (Declip)</w:t>
+            </w:r>
+          </w:p>
+        </w:tc>
+        <w:tc>
+          <w:tcPr>
+            <w:tcW w:type="dxa" w:w="2880"/>
+          </w:tcPr>
+          <w:p>
+            <w:r>
+              <w:t>Util</w:t>
+            </w:r>
+          </w:p>
+        </w:tc>
+      </w:tr>
+      <w:tr>
+        <w:tc>
+          <w:tcPr>
+            <w:tcW w:type="dxa" w:w="2880"/>
+          </w:tcPr>
+          <w:p>
+            <w:r>
+              <w:t>`duplicates`</w:t>
+            </w:r>
+          </w:p>
+        </w:tc>
+        <w:tc>
+          <w:tcPr>
+            <w:tcW w:type="dxa" w:w="2880"/>
+          </w:tcPr>
+          <w:p>
+            <w:r>
+              <w:t>Duplicate Finder</w:t>
             </w:r>
           </w:p>
         </w:tc>
